--- a/fedf new abstract.docx
+++ b/fedf new abstract.docx
@@ -25,6 +25,7 @@
         </w:rPr>
         <w:t xml:space="preserve"> </w:t>
       </w:r>
+      <w:proofErr w:type="gramStart"/>
       <w:r>
         <w:rPr>
           <w:b/>
@@ -37,7 +38,15 @@
           <w:b/>
           <w:bCs/>
         </w:rPr>
-        <w:t> 25CS1201E</w:t>
+        <w:t> 25</w:t>
+      </w:r>
+      <w:proofErr w:type="gramEnd"/>
+      <w:r>
+        <w:rPr>
+          <w:b/>
+          <w:bCs/>
+        </w:rPr>
+        <w:t>CS1201E</w:t>
       </w:r>
       <w:r>
         <w:rPr>
@@ -162,6 +171,14 @@
               </w:rPr>
               <w:t>Sec No-</w:t>
             </w:r>
+            <w:r>
+              <w:rPr>
+                <w:b/>
+                <w:bCs/>
+                <w:lang w:val="en-IN"/>
+              </w:rPr>
+              <w:t>6</w:t>
+            </w:r>
           </w:p>
         </w:tc>
         <w:tc>
@@ -205,6 +222,13 @@
                 <w:lang w:val="en-IN"/>
               </w:rPr>
               <w:t>Project Title-</w:t>
+            </w:r>
+            <w:r>
+              <w:rPr>
+                <w:b/>
+                <w:bCs/>
+              </w:rPr>
+              <w:t>Library Management System</w:t>
             </w:r>
           </w:p>
         </w:tc>
@@ -1172,6 +1196,7 @@
           <w:lang w:val="en-IN"/>
         </w:rPr>
       </w:pPr>
+      <w:proofErr w:type="gramStart"/>
       <w:r>
         <w:rPr>
           <w:lang w:val="en-IN"/>
@@ -1184,7 +1209,16 @@
           <w:bCs/>
           <w:lang w:val="en-IN"/>
         </w:rPr>
-        <w:t>HTML5</w:t>
+        <w:t>HTML</w:t>
+      </w:r>
+      <w:proofErr w:type="gramEnd"/>
+      <w:r>
+        <w:rPr>
+          <w:b/>
+          <w:bCs/>
+          <w:lang w:val="en-IN"/>
+        </w:rPr>
+        <w:t>5</w:t>
       </w:r>
       <w:r>
         <w:rPr>
@@ -1199,6 +1233,7 @@
           <w:lang w:val="en-IN"/>
         </w:rPr>
       </w:pPr>
+      <w:proofErr w:type="gramStart"/>
       <w:r>
         <w:rPr>
           <w:lang w:val="en-IN"/>
@@ -1211,7 +1246,16 @@
           <w:bCs/>
           <w:lang w:val="en-IN"/>
         </w:rPr>
-        <w:t>CSS3</w:t>
+        <w:t>CSS</w:t>
+      </w:r>
+      <w:proofErr w:type="gramEnd"/>
+      <w:r>
+        <w:rPr>
+          <w:b/>
+          <w:bCs/>
+          <w:lang w:val="en-IN"/>
+        </w:rPr>
+        <w:t>3</w:t>
       </w:r>
       <w:r>
         <w:rPr>
@@ -1226,6 +1270,7 @@
           <w:lang w:val="en-IN"/>
         </w:rPr>
       </w:pPr>
+      <w:proofErr w:type="gramStart"/>
       <w:r>
         <w:rPr>
           <w:lang w:val="en-IN"/>
@@ -1238,7 +1283,16 @@
           <w:bCs/>
           <w:lang w:val="en-IN"/>
         </w:rPr>
-        <w:t>JavaScript (ES6+)</w:t>
+        <w:t>JavaScript</w:t>
+      </w:r>
+      <w:proofErr w:type="gramEnd"/>
+      <w:r>
+        <w:rPr>
+          <w:b/>
+          <w:bCs/>
+          <w:lang w:val="en-IN"/>
+        </w:rPr>
+        <w:t xml:space="preserve"> (ES6+)</w:t>
       </w:r>
       <w:r>
         <w:rPr>
@@ -1253,6 +1307,7 @@
           <w:lang w:val="en-IN"/>
         </w:rPr>
       </w:pPr>
+      <w:proofErr w:type="gramStart"/>
       <w:r>
         <w:rPr>
           <w:lang w:val="en-IN"/>
@@ -1267,6 +1322,7 @@
         </w:rPr>
         <w:t>React.js</w:t>
       </w:r>
+      <w:proofErr w:type="gramEnd"/>
       <w:r>
         <w:rPr>
           <w:lang w:val="en-IN"/>
@@ -1280,6 +1336,7 @@
           <w:lang w:val="en-IN"/>
         </w:rPr>
       </w:pPr>
+      <w:proofErr w:type="gramStart"/>
       <w:r>
         <w:rPr>
           <w:lang w:val="en-IN"/>
@@ -1294,6 +1351,7 @@
         </w:rPr>
         <w:t>Node.js</w:t>
       </w:r>
+      <w:proofErr w:type="gramEnd"/>
       <w:r>
         <w:rPr>
           <w:lang w:val="en-IN"/>
@@ -1307,6 +1365,7 @@
           <w:lang w:val="en-IN"/>
         </w:rPr>
       </w:pPr>
+      <w:proofErr w:type="gramStart"/>
       <w:r>
         <w:rPr>
           <w:lang w:val="en-IN"/>
@@ -1321,6 +1380,7 @@
         </w:rPr>
         <w:t>Express.js</w:t>
       </w:r>
+      <w:proofErr w:type="gramEnd"/>
       <w:r>
         <w:rPr>
           <w:lang w:val="en-IN"/>
@@ -1334,6 +1394,7 @@
           <w:lang w:val="en-IN"/>
         </w:rPr>
       </w:pPr>
+      <w:proofErr w:type="gramStart"/>
       <w:r>
         <w:rPr>
           <w:lang w:val="en-IN"/>
@@ -1348,6 +1409,7 @@
         </w:rPr>
         <w:t>MySQL</w:t>
       </w:r>
+      <w:proofErr w:type="gramEnd"/>
       <w:r>
         <w:rPr>
           <w:lang w:val="en-IN"/>
@@ -1361,6 +1423,7 @@
           <w:lang w:val="en-IN"/>
         </w:rPr>
       </w:pPr>
+      <w:proofErr w:type="gramStart"/>
       <w:r>
         <w:rPr>
           <w:lang w:val="en-IN"/>
@@ -1375,6 +1438,7 @@
         </w:rPr>
         <w:t>Postman</w:t>
       </w:r>
+      <w:proofErr w:type="gramEnd"/>
       <w:r>
         <w:rPr>
           <w:lang w:val="en-IN"/>
@@ -1388,6 +1452,7 @@
           <w:lang w:val="en-IN"/>
         </w:rPr>
       </w:pPr>
+      <w:proofErr w:type="gramStart"/>
       <w:r>
         <w:rPr>
           <w:lang w:val="en-IN"/>
@@ -1400,7 +1465,16 @@
           <w:bCs/>
           <w:lang w:val="en-IN"/>
         </w:rPr>
-        <w:t>Bootstrap / Tailwind CSS</w:t>
+        <w:t>Bootstrap</w:t>
+      </w:r>
+      <w:proofErr w:type="gramEnd"/>
+      <w:r>
+        <w:rPr>
+          <w:b/>
+          <w:bCs/>
+          <w:lang w:val="en-IN"/>
+        </w:rPr>
+        <w:t xml:space="preserve"> / Tailwind CSS</w:t>
       </w:r>
       <w:r>
         <w:rPr>
@@ -1415,6 +1489,7 @@
           <w:lang w:val="en-IN"/>
         </w:rPr>
       </w:pPr>
+      <w:proofErr w:type="gramStart"/>
       <w:r>
         <w:rPr>
           <w:lang w:val="en-IN"/>
@@ -1427,7 +1502,16 @@
           <w:bCs/>
           <w:lang w:val="en-IN"/>
         </w:rPr>
-        <w:t>VS Code</w:t>
+        <w:t>VS</w:t>
+      </w:r>
+      <w:proofErr w:type="gramEnd"/>
+      <w:r>
+        <w:rPr>
+          <w:b/>
+          <w:bCs/>
+          <w:lang w:val="en-IN"/>
+        </w:rPr>
+        <w:t xml:space="preserve"> Code</w:t>
       </w:r>
       <w:r>
         <w:rPr>
@@ -1442,6 +1526,7 @@
           <w:lang w:val="en-IN"/>
         </w:rPr>
       </w:pPr>
+      <w:proofErr w:type="gramStart"/>
       <w:r>
         <w:rPr>
           <w:lang w:val="en-IN"/>
@@ -1454,7 +1539,16 @@
           <w:bCs/>
           <w:lang w:val="en-IN"/>
         </w:rPr>
-        <w:t>Git &amp; GitHub</w:t>
+        <w:t>Git</w:t>
+      </w:r>
+      <w:proofErr w:type="gramEnd"/>
+      <w:r>
+        <w:rPr>
+          <w:b/>
+          <w:bCs/>
+          <w:lang w:val="en-IN"/>
+        </w:rPr>
+        <w:t xml:space="preserve"> &amp; GitHub</w:t>
       </w:r>
     </w:p>
     <w:p>
@@ -1552,7 +1646,16 @@
           <w:bCs/>
           <w:lang w:val="en-IN"/>
         </w:rPr>
-        <w:t xml:space="preserve"> if any) </w:t>
+        <w:t xml:space="preserve"> if any</w:t>
+      </w:r>
+      <w:proofErr w:type="gramStart"/>
+      <w:r>
+        <w:rPr>
+          <w:b/>
+          <w:bCs/>
+          <w:lang w:val="en-IN"/>
+        </w:rPr>
+        <w:t xml:space="preserve">) </w:t>
       </w:r>
       <w:r>
         <w:rPr>
@@ -1572,6 +1675,7 @@
         <w:t>Mrs.NirmalaJyothi</w:t>
       </w:r>
       <w:proofErr w:type="spellEnd"/>
+      <w:proofErr w:type="gramEnd"/>
     </w:p>
     <w:sectPr>
       <w:headerReference w:type="default" r:id="rId6"/>
@@ -2139,7 +2243,6 @@
   <w:style w:type="character" w:default="1" w:styleId="DefaultParagraphFont">
     <w:name w:val="Default Paragraph Font"/>
     <w:uiPriority w:val="1"/>
-    <w:semiHidden/>
     <w:unhideWhenUsed/>
   </w:style>
   <w:style w:type="table" w:default="1" w:styleId="TableNormal">
